--- a/machine_learning_basics/performance metric for Classification.docx
+++ b/machine_learning_basics/performance metric for Classification.docx
@@ -36,6 +36,9 @@
     </w:p>
     <w:p>
       <w:r>
+        <w:rPr>
+          <w:noProof/>
+        </w:rPr>
         <w:drawing>
           <wp:inline distT="0" distB="0" distL="0" distR="0" wp14:anchorId="590C68A1" wp14:editId="4F0A7BFB">
             <wp:extent cx="5731510" cy="2276475"/>
@@ -110,6 +113,9 @@
     <w:p/>
     <w:p>
       <w:r>
+        <w:rPr>
+          <w:noProof/>
+        </w:rPr>
         <w:drawing>
           <wp:inline distT="0" distB="0" distL="0" distR="0" wp14:anchorId="57EBCBFC" wp14:editId="4229EB7D">
             <wp:extent cx="5731510" cy="2051050"/>
@@ -175,6 +181,9 @@
     </w:p>
     <w:p>
       <w:r>
+        <w:rPr>
+          <w:noProof/>
+        </w:rPr>
         <w:lastRenderedPageBreak/>
         <w:drawing>
           <wp:inline distT="0" distB="0" distL="0" distR="0" wp14:anchorId="19DF4FEF" wp14:editId="4FB81E0D">
@@ -255,6 +264,7 @@
         <w:rPr>
           <w:b/>
           <w:bCs/>
+          <w:noProof/>
         </w:rPr>
         <w:drawing>
           <wp:inline distT="0" distB="0" distL="0" distR="0" wp14:anchorId="3AB327E5" wp14:editId="060E46AD">
@@ -310,6 +320,9 @@
     </w:p>
     <w:p>
       <w:r>
+        <w:rPr>
+          <w:noProof/>
+        </w:rPr>
         <w:lastRenderedPageBreak/>
         <w:drawing>
           <wp:inline distT="0" distB="0" distL="0" distR="0" wp14:anchorId="0EEB63E5" wp14:editId="7763FC6A">
@@ -336,6 +349,274 @@
                     <a:xfrm>
                       <a:off x="0" y="0"/>
                       <a:ext cx="5616427" cy="2530059"/>
+                    </a:xfrm>
+                    <a:prstGeom prst="rect">
+                      <a:avLst/>
+                    </a:prstGeom>
+                  </pic:spPr>
+                </pic:pic>
+              </a:graphicData>
+            </a:graphic>
+          </wp:inline>
+        </w:drawing>
+      </w:r>
+    </w:p>
+    <w:p/>
+    <w:p>
+      <w:pPr>
+        <w:rPr>
+          <w:b/>
+          <w:bCs/>
+        </w:rPr>
+      </w:pPr>
+      <w:r>
+        <w:rPr>
+          <w:b/>
+          <w:bCs/>
+        </w:rPr>
+        <w:t>ANOTHER EXAMPLE FOR ALL METRIC</w:t>
+      </w:r>
+    </w:p>
+    <w:p>
+      <w:pPr>
+        <w:rPr>
+          <w:b/>
+          <w:bCs/>
+        </w:rPr>
+      </w:pPr>
+      <w:r>
+        <w:rPr>
+          <w:b/>
+          <w:bCs/>
+          <w:lang w:val="en-US"/>
+        </w:rPr>
+        <w:drawing>
+          <wp:inline distT="0" distB="0" distL="0" distR="0" wp14:anchorId="3685B1E0" wp14:editId="42059F7D">
+            <wp:extent cx="4777740" cy="2787015"/>
+            <wp:effectExtent l="0" t="0" r="3810" b="0"/>
+            <wp:docPr id="1921556938" name="Picture 1"/>
+            <wp:cNvGraphicFramePr>
+              <a:graphicFrameLocks xmlns:a="http://schemas.openxmlformats.org/drawingml/2006/main" noChangeAspect="1"/>
+            </wp:cNvGraphicFramePr>
+            <a:graphic xmlns:a="http://schemas.openxmlformats.org/drawingml/2006/main">
+              <a:graphicData uri="http://schemas.openxmlformats.org/drawingml/2006/picture">
+                <pic:pic xmlns:pic="http://schemas.openxmlformats.org/drawingml/2006/picture">
+                  <pic:nvPicPr>
+                    <pic:cNvPr id="1921556938" name=""/>
+                    <pic:cNvPicPr/>
+                  </pic:nvPicPr>
+                  <pic:blipFill>
+                    <a:blip r:embed="rId9"/>
+                    <a:stretch>
+                      <a:fillRect/>
+                    </a:stretch>
+                  </pic:blipFill>
+                  <pic:spPr>
+                    <a:xfrm>
+                      <a:off x="0" y="0"/>
+                      <a:ext cx="4778157" cy="2787258"/>
+                    </a:xfrm>
+                    <a:prstGeom prst="rect">
+                      <a:avLst/>
+                    </a:prstGeom>
+                  </pic:spPr>
+                </pic:pic>
+              </a:graphicData>
+            </a:graphic>
+          </wp:inline>
+        </w:drawing>
+      </w:r>
+    </w:p>
+    <w:p>
+      <w:pPr>
+        <w:rPr>
+          <w:b/>
+          <w:bCs/>
+        </w:rPr>
+      </w:pPr>
+      <w:r>
+        <w:rPr>
+          <w:b/>
+          <w:bCs/>
+          <w:lang w:val="en-US"/>
+        </w:rPr>
+        <w:lastRenderedPageBreak/>
+        <w:drawing>
+          <wp:inline distT="0" distB="0" distL="0" distR="0" wp14:anchorId="5155CA1D" wp14:editId="6337A4DB">
+            <wp:extent cx="4076700" cy="3772556"/>
+            <wp:effectExtent l="0" t="0" r="0" b="0"/>
+            <wp:docPr id="1102759823" name="Picture 1"/>
+            <wp:cNvGraphicFramePr>
+              <a:graphicFrameLocks xmlns:a="http://schemas.openxmlformats.org/drawingml/2006/main" noChangeAspect="1"/>
+            </wp:cNvGraphicFramePr>
+            <a:graphic xmlns:a="http://schemas.openxmlformats.org/drawingml/2006/main">
+              <a:graphicData uri="http://schemas.openxmlformats.org/drawingml/2006/picture">
+                <pic:pic xmlns:pic="http://schemas.openxmlformats.org/drawingml/2006/picture">
+                  <pic:nvPicPr>
+                    <pic:cNvPr id="1102759823" name=""/>
+                    <pic:cNvPicPr/>
+                  </pic:nvPicPr>
+                  <pic:blipFill>
+                    <a:blip r:embed="rId10"/>
+                    <a:stretch>
+                      <a:fillRect/>
+                    </a:stretch>
+                  </pic:blipFill>
+                  <pic:spPr>
+                    <a:xfrm>
+                      <a:off x="0" y="0"/>
+                      <a:ext cx="4081369" cy="3776877"/>
+                    </a:xfrm>
+                    <a:prstGeom prst="rect">
+                      <a:avLst/>
+                    </a:prstGeom>
+                  </pic:spPr>
+                </pic:pic>
+              </a:graphicData>
+            </a:graphic>
+          </wp:inline>
+        </w:drawing>
+      </w:r>
+    </w:p>
+    <w:p>
+      <w:pPr>
+        <w:rPr>
+          <w:b/>
+          <w:bCs/>
+        </w:rPr>
+      </w:pPr>
+      <w:r>
+        <w:rPr>
+          <w:b/>
+          <w:bCs/>
+          <w:lang w:val="en-US"/>
+        </w:rPr>
+        <w:drawing>
+          <wp:inline distT="0" distB="0" distL="0" distR="0" wp14:anchorId="775AA541" wp14:editId="6B82B88E">
+            <wp:extent cx="3284220" cy="2812519"/>
+            <wp:effectExtent l="0" t="0" r="0" b="6985"/>
+            <wp:docPr id="1628110733" name="Picture 1"/>
+            <wp:cNvGraphicFramePr>
+              <a:graphicFrameLocks xmlns:a="http://schemas.openxmlformats.org/drawingml/2006/main" noChangeAspect="1"/>
+            </wp:cNvGraphicFramePr>
+            <a:graphic xmlns:a="http://schemas.openxmlformats.org/drawingml/2006/main">
+              <a:graphicData uri="http://schemas.openxmlformats.org/drawingml/2006/picture">
+                <pic:pic xmlns:pic="http://schemas.openxmlformats.org/drawingml/2006/picture">
+                  <pic:nvPicPr>
+                    <pic:cNvPr id="1628110733" name=""/>
+                    <pic:cNvPicPr/>
+                  </pic:nvPicPr>
+                  <pic:blipFill>
+                    <a:blip r:embed="rId11"/>
+                    <a:stretch>
+                      <a:fillRect/>
+                    </a:stretch>
+                  </pic:blipFill>
+                  <pic:spPr>
+                    <a:xfrm>
+                      <a:off x="0" y="0"/>
+                      <a:ext cx="3288416" cy="2816112"/>
+                    </a:xfrm>
+                    <a:prstGeom prst="rect">
+                      <a:avLst/>
+                    </a:prstGeom>
+                  </pic:spPr>
+                </pic:pic>
+              </a:graphicData>
+            </a:graphic>
+          </wp:inline>
+        </w:drawing>
+      </w:r>
+    </w:p>
+    <w:p>
+      <w:pPr>
+        <w:rPr>
+          <w:b/>
+          <w:bCs/>
+        </w:rPr>
+      </w:pPr>
+      <w:r>
+        <w:rPr>
+          <w:b/>
+          <w:bCs/>
+          <w:lang w:val="en-US"/>
+        </w:rPr>
+        <w:lastRenderedPageBreak/>
+        <w:drawing>
+          <wp:inline distT="0" distB="0" distL="0" distR="0" wp14:anchorId="16322DE2" wp14:editId="1E16FFEF">
+            <wp:extent cx="3703320" cy="2153637"/>
+            <wp:effectExtent l="0" t="0" r="0" b="0"/>
+            <wp:docPr id="1189917274" name="Picture 1"/>
+            <wp:cNvGraphicFramePr>
+              <a:graphicFrameLocks xmlns:a="http://schemas.openxmlformats.org/drawingml/2006/main" noChangeAspect="1"/>
+            </wp:cNvGraphicFramePr>
+            <a:graphic xmlns:a="http://schemas.openxmlformats.org/drawingml/2006/main">
+              <a:graphicData uri="http://schemas.openxmlformats.org/drawingml/2006/picture">
+                <pic:pic xmlns:pic="http://schemas.openxmlformats.org/drawingml/2006/picture">
+                  <pic:nvPicPr>
+                    <pic:cNvPr id="1189917274" name=""/>
+                    <pic:cNvPicPr/>
+                  </pic:nvPicPr>
+                  <pic:blipFill>
+                    <a:blip r:embed="rId12"/>
+                    <a:stretch>
+                      <a:fillRect/>
+                    </a:stretch>
+                  </pic:blipFill>
+                  <pic:spPr>
+                    <a:xfrm>
+                      <a:off x="0" y="0"/>
+                      <a:ext cx="3709200" cy="2157057"/>
+                    </a:xfrm>
+                    <a:prstGeom prst="rect">
+                      <a:avLst/>
+                    </a:prstGeom>
+                  </pic:spPr>
+                </pic:pic>
+              </a:graphicData>
+            </a:graphic>
+          </wp:inline>
+        </w:drawing>
+      </w:r>
+    </w:p>
+    <w:p>
+      <w:pPr>
+        <w:rPr>
+          <w:b/>
+          <w:bCs/>
+        </w:rPr>
+      </w:pPr>
+      <w:r>
+        <w:rPr>
+          <w:b/>
+          <w:bCs/>
+          <w:lang w:val="en-US"/>
+        </w:rPr>
+        <w:drawing>
+          <wp:inline distT="0" distB="0" distL="0" distR="0" wp14:anchorId="093D160B" wp14:editId="0783699C">
+            <wp:extent cx="3307080" cy="1567848"/>
+            <wp:effectExtent l="0" t="0" r="7620" b="0"/>
+            <wp:docPr id="1401162196" name="Picture 1"/>
+            <wp:cNvGraphicFramePr>
+              <a:graphicFrameLocks xmlns:a="http://schemas.openxmlformats.org/drawingml/2006/main" noChangeAspect="1"/>
+            </wp:cNvGraphicFramePr>
+            <a:graphic xmlns:a="http://schemas.openxmlformats.org/drawingml/2006/main">
+              <a:graphicData uri="http://schemas.openxmlformats.org/drawingml/2006/picture">
+                <pic:pic xmlns:pic="http://schemas.openxmlformats.org/drawingml/2006/picture">
+                  <pic:nvPicPr>
+                    <pic:cNvPr id="1401162196" name=""/>
+                    <pic:cNvPicPr/>
+                  </pic:nvPicPr>
+                  <pic:blipFill>
+                    <a:blip r:embed="rId13"/>
+                    <a:stretch>
+                      <a:fillRect/>
+                    </a:stretch>
+                  </pic:blipFill>
+                  <pic:spPr>
+                    <a:xfrm>
+                      <a:off x="0" y="0"/>
+                      <a:ext cx="3311961" cy="1570162"/>
                     </a:xfrm>
                     <a:prstGeom prst="rect">
                       <a:avLst/>
